--- a/0223 backup/docs/guia_infraestructura_y_conexion.docx
+++ b/0223 backup/docs/guia_infraestructura_y_conexion.docx
@@ -636,7 +636,7 @@
               <w:rPr>
                 <w:sz w:val="20"/>
               </w:rPr>
-              <w:t>East US 2 o la más cercana con capa gratuita disponible</w:t>
+              <w:t>Brazil South (la suscripción Azure for Students no habilitó cupo Burstable en East US 2/Central US/West US 2/South Central US; Brazil South sí funcionó y da menor latencia)</w:t>
             </w:r>
           </w:p>
         </w:tc>
